--- a/Hw2/HW2G1Tasklist.docx
+++ b/Hw2/HW2G1Tasklist.docx
@@ -4,24 +4,13 @@
   <w:body>
     <w:p>
       <w:r>
-        <w:t>Assignment</w:t>
-      </w:r>
-      <w:proofErr w:type="gramStart"/>
-      <w:r>
-        <w:t xml:space="preserve">:  </w:t>
+        <w:t xml:space="preserve">Assignment:  </w:t>
       </w:r>
       <w:r>
         <w:rPr>
           <w:u w:val="single"/>
         </w:rPr>
-        <w:t>Homework</w:t>
-      </w:r>
-      <w:proofErr w:type="gramEnd"/>
-      <w:r>
-        <w:rPr>
-          <w:u w:val="single"/>
-        </w:rPr>
-        <w:t xml:space="preserve"> </w:t>
+        <w:t xml:space="preserve">Homework </w:t>
       </w:r>
       <w:r>
         <w:rPr>
@@ -37,33 +26,18 @@
         </w:rPr>
       </w:pPr>
       <w:r>
-        <w:t>Class</w:t>
-      </w:r>
-      <w:proofErr w:type="gramStart"/>
-      <w:r>
-        <w:t xml:space="preserve">:  </w:t>
+        <w:t xml:space="preserve">Class:  </w:t>
       </w:r>
       <w:r>
         <w:rPr>
           <w:u w:val="single"/>
         </w:rPr>
-        <w:t>Language</w:t>
-      </w:r>
-      <w:proofErr w:type="gramEnd"/>
-      <w:r>
-        <w:rPr>
-          <w:u w:val="single"/>
-        </w:rPr>
-        <w:t xml:space="preserve"> Translation</w:t>
+        <w:t>Language Translation</w:t>
       </w:r>
     </w:p>
     <w:p>
       <w:r>
-        <w:t>Group number</w:t>
-      </w:r>
-      <w:proofErr w:type="gramStart"/>
-      <w:r>
-        <w:t xml:space="preserve">:  </w:t>
+        <w:t xml:space="preserve">Group number:  </w:t>
       </w:r>
       <w:r>
         <w:rPr>
@@ -71,7 +45,6 @@
         </w:rPr>
         <w:t>1</w:t>
       </w:r>
-      <w:proofErr w:type="gramEnd"/>
     </w:p>
     <w:tbl>
       <w:tblPr>
@@ -147,6 +120,9 @@
           <w:p>
             <w:r>
               <w:t>Created documents</w:t>
+            </w:r>
+            <w:r>
+              <w:t>/Q3</w:t>
             </w:r>
           </w:p>
         </w:tc>

--- a/Hw2/HW2G1Tasklist.docx
+++ b/Hw2/HW2G1Tasklist.docx
@@ -132,19 +132,31 @@
           <w:tcPr>
             <w:tcW w:w="3116" w:type="dxa"/>
           </w:tcPr>
-          <w:p/>
+          <w:p>
+            <w:r>
+              <w:t>John</w:t>
+            </w:r>
+          </w:p>
         </w:tc>
         <w:tc>
           <w:tcPr>
             <w:tcW w:w="3117" w:type="dxa"/>
           </w:tcPr>
-          <w:p/>
+          <w:p>
+            <w:r>
+              <w:t>3/10/26</w:t>
+            </w:r>
+          </w:p>
         </w:tc>
         <w:tc>
           <w:tcPr>
             <w:tcW w:w="3117" w:type="dxa"/>
           </w:tcPr>
-          <w:p/>
+          <w:p>
+            <w:r>
+              <w:t>Worked on Q4</w:t>
+            </w:r>
+          </w:p>
         </w:tc>
       </w:tr>
       <w:tr>
@@ -152,19 +164,31 @@
           <w:tcPr>
             <w:tcW w:w="3116" w:type="dxa"/>
           </w:tcPr>
-          <w:p/>
+          <w:p>
+            <w:r>
+              <w:t xml:space="preserve">Luke </w:t>
+            </w:r>
+          </w:p>
         </w:tc>
         <w:tc>
           <w:tcPr>
             <w:tcW w:w="3117" w:type="dxa"/>
           </w:tcPr>
-          <w:p/>
+          <w:p>
+            <w:r>
+              <w:t>3/10/26</w:t>
+            </w:r>
+          </w:p>
         </w:tc>
         <w:tc>
           <w:tcPr>
             <w:tcW w:w="3117" w:type="dxa"/>
           </w:tcPr>
-          <w:p/>
+          <w:p>
+            <w:r>
+              <w:t>Worked on Q4</w:t>
+            </w:r>
+          </w:p>
         </w:tc>
       </w:tr>
       <w:tr>

--- a/Hw2/HW2G1Tasklist.docx
+++ b/Hw2/HW2G1Tasklist.docx
@@ -196,19 +196,34 @@
           <w:tcPr>
             <w:tcW w:w="3116" w:type="dxa"/>
           </w:tcPr>
-          <w:p/>
+          <w:p>
+            <w:r>
+              <w:t>John</w:t>
+            </w:r>
+          </w:p>
         </w:tc>
         <w:tc>
           <w:tcPr>
             <w:tcW w:w="3117" w:type="dxa"/>
           </w:tcPr>
-          <w:p/>
+          <w:p>
+            <w:r>
+              <w:t>3/1</w:t>
+            </w:r>
+            <w:r>
+              <w:t>6/26</w:t>
+            </w:r>
+          </w:p>
         </w:tc>
         <w:tc>
           <w:tcPr>
             <w:tcW w:w="3117" w:type="dxa"/>
           </w:tcPr>
-          <w:p/>
+          <w:p>
+            <w:r>
+              <w:t>Final walkthrough of Q3 and Q4</w:t>
+            </w:r>
+          </w:p>
         </w:tc>
       </w:tr>
       <w:tr>

--- a/Hw2/HW2G1Tasklist.docx
+++ b/Hw2/HW2G1Tasklist.docx
@@ -231,17 +231,52 @@
           <w:tcPr>
             <w:tcW w:w="3116" w:type="dxa"/>
           </w:tcPr>
+          <w:p>
+            <w:r>
+              <w:t>Margo</w:t>
+            </w:r>
+          </w:p>
+        </w:tc>
+        <w:tc>
+          <w:tcPr>
+            <w:tcW w:w="3117" w:type="dxa"/>
+          </w:tcPr>
+          <w:p>
+            <w:r>
+              <w:t>3/16/26</w:t>
+            </w:r>
+          </w:p>
+        </w:tc>
+        <w:tc>
+          <w:tcPr>
+            <w:tcW w:w="3117" w:type="dxa"/>
+          </w:tcPr>
+          <w:p>
+            <w:r>
+              <w:t>Final review, submission</w:t>
+            </w:r>
+          </w:p>
+        </w:tc>
+      </w:tr>
+      <w:tr>
+        <w:tc>
+          <w:tcPr>
+            <w:tcW w:w="3116" w:type="dxa"/>
+            <w:shd w:val="clear" w:color="auto" w:fill="DBE5F1" w:themeFill="accent1" w:themeFillTint="33"/>
+          </w:tcPr>
           <w:p/>
         </w:tc>
         <w:tc>
           <w:tcPr>
             <w:tcW w:w="3117" w:type="dxa"/>
+            <w:shd w:val="clear" w:color="auto" w:fill="DBE5F1" w:themeFill="accent1" w:themeFillTint="33"/>
           </w:tcPr>
           <w:p/>
         </w:tc>
         <w:tc>
           <w:tcPr>
             <w:tcW w:w="3117" w:type="dxa"/>
+            <w:shd w:val="clear" w:color="auto" w:fill="DBE5F1" w:themeFill="accent1" w:themeFillTint="33"/>
           </w:tcPr>
           <w:p/>
         </w:tc>
